--- a/01-嵌入式操作系统及应用/01-教案/嵌入式操作系统及应用-18.docx
+++ b/01-嵌入式操作系统及应用/01-教案/嵌入式操作系统及应用-18.docx
@@ -120,12 +120,6 @@
             <w:insideV w:val="single" w:color="auto" w:sz="4" w:space="0"/>
           </w:tblBorders>
           <w:shd w:val="clear" w:color="auto" w:fill="FFFFFF"/>
-          <w:tblCellMar>
-            <w:top w:w="0" w:type="dxa"/>
-            <w:left w:w="108" w:type="dxa"/>
-            <w:bottom w:w="0" w:type="dxa"/>
-            <w:right w:w="108" w:type="dxa"/>
-          </w:tblCellMar>
         </w:tblPrEx>
         <w:trPr>
           <w:trHeight w:val="567" w:hRule="exact"/>
@@ -241,6 +235,21 @@
                 <w:lang w:val="en-US" w:eastAsia="zh-CN"/>
               </w:rPr>
             </w:pPr>
+            <w:r>
+              <w:rPr>
+                <w:rFonts w:ascii="Segoe UI" w:hAnsi="Segoe UI" w:eastAsia="Segoe UI" w:cs="Segoe UI"/>
+                <w:i w:val="0"/>
+                <w:iCs w:val="0"/>
+                <w:caps w:val="0"/>
+                <w:spacing w:val="0"/>
+                <w:sz w:val="16"/>
+                <w:szCs w:val="16"/>
+                <w:shd w:val="clear" w:fill="FBFBFB"/>
+              </w:rPr>
+              <w:t>2025-11-28</w:t>
+            </w:r>
+            <w:bookmarkStart w:id="0" w:name="_GoBack"/>
+            <w:bookmarkEnd w:id="0"/>
           </w:p>
         </w:tc>
       </w:tr>
@@ -324,33 +333,6 @@
               </w:rPr>
               <w:t>物联网2411</w:t>
             </w:r>
-            <w:r>
-              <w:rPr>
-                <w:rFonts w:hint="eastAsia" w:ascii="宋体" w:hAnsi="宋体" w:eastAsia="宋体" w:cs="宋体"/>
-                <w:sz w:val="21"/>
-                <w:szCs w:val="21"/>
-                <w:lang w:val="en-US" w:eastAsia="zh-CN"/>
-              </w:rPr>
-              <w:t>|</w:t>
-            </w:r>
-            <w:r>
-              <w:rPr>
-                <w:rFonts w:hint="eastAsia" w:ascii="宋体" w:hAnsi="宋体" w:eastAsia="宋体" w:cs="宋体"/>
-                <w:sz w:val="21"/>
-                <w:szCs w:val="21"/>
-                <w:lang w:eastAsia="zh-CN"/>
-              </w:rPr>
-              <w:t>物联网241</w:t>
-            </w:r>
-            <w:r>
-              <w:rPr>
-                <w:rFonts w:hint="eastAsia" w:ascii="宋体" w:hAnsi="宋体" w:eastAsia="宋体" w:cs="宋体"/>
-                <w:sz w:val="21"/>
-                <w:szCs w:val="21"/>
-                <w:lang w:val="en-US" w:eastAsia="zh-CN"/>
-              </w:rPr>
-              <w:t>2</w:t>
-            </w:r>
           </w:p>
         </w:tc>
         <w:tc>
@@ -507,7 +489,6 @@
             <w:insideH w:val="single" w:color="auto" w:sz="4" w:space="0"/>
             <w:insideV w:val="single" w:color="auto" w:sz="4" w:space="0"/>
           </w:tblBorders>
-          <w:shd w:val="clear" w:color="auto" w:fill="FFFFFF"/>
           <w:tblCellMar>
             <w:top w:w="0" w:type="dxa"/>
             <w:left w:w="108" w:type="dxa"/>
@@ -683,7 +664,6 @@
             <w:insideH w:val="single" w:color="auto" w:sz="4" w:space="0"/>
             <w:insideV w:val="single" w:color="auto" w:sz="4" w:space="0"/>
           </w:tblBorders>
-          <w:shd w:val="clear" w:color="auto" w:fill="FFFFFF"/>
           <w:tblCellMar>
             <w:top w:w="0" w:type="dxa"/>
             <w:left w:w="108" w:type="dxa"/>
@@ -794,7 +774,6 @@
                 <w:spacing w:val="0"/>
                 <w:sz w:val="17"/>
                 <w:szCs w:val="17"/>
-                <w:bdr w:val="none" w:color="auto" w:sz="0" w:space="0"/>
                 <w:shd w:val="clear" w:fill="F0F0F0"/>
               </w:rPr>
               <w:t>socket()</w:t>
@@ -824,7 +803,6 @@
                 <w:spacing w:val="0"/>
                 <w:sz w:val="17"/>
                 <w:szCs w:val="17"/>
-                <w:bdr w:val="none" w:color="auto" w:sz="0" w:space="0"/>
                 <w:shd w:val="clear" w:fill="F0F0F0"/>
               </w:rPr>
               <w:t>connect()</w:t>
@@ -854,7 +832,6 @@
                 <w:spacing w:val="0"/>
                 <w:sz w:val="17"/>
                 <w:szCs w:val="17"/>
-                <w:bdr w:val="none" w:color="auto" w:sz="0" w:space="0"/>
                 <w:shd w:val="clear" w:fill="F0F0F0"/>
               </w:rPr>
               <w:t>listen()</w:t>
@@ -914,7 +891,6 @@
             <w:insideH w:val="single" w:color="auto" w:sz="4" w:space="0"/>
             <w:insideV w:val="single" w:color="auto" w:sz="4" w:space="0"/>
           </w:tblBorders>
-          <w:shd w:val="clear" w:color="auto" w:fill="FFFFFF"/>
           <w:tblCellMar>
             <w:top w:w="0" w:type="dxa"/>
             <w:left w:w="108" w:type="dxa"/>
@@ -1033,7 +1009,6 @@
                 <w:spacing w:val="0"/>
                 <w:sz w:val="17"/>
                 <w:szCs w:val="17"/>
-                <w:bdr w:val="none" w:color="auto" w:sz="0" w:space="0"/>
                 <w:shd w:val="clear" w:fill="F0F0F0"/>
               </w:rPr>
               <w:t>bind</w:t>
@@ -1063,7 +1038,6 @@
                 <w:spacing w:val="0"/>
                 <w:sz w:val="17"/>
                 <w:szCs w:val="17"/>
-                <w:bdr w:val="none" w:color="auto" w:sz="0" w:space="0"/>
                 <w:shd w:val="clear" w:fill="F0F0F0"/>
               </w:rPr>
               <w:t>listen</w:t>
@@ -1252,7 +1226,6 @@
                 <w:spacing w:val="0"/>
                 <w:sz w:val="17"/>
                 <w:szCs w:val="17"/>
-                <w:bdr w:val="none" w:color="auto" w:sz="0" w:space="0"/>
                 <w:shd w:val="clear" w:fill="F0F0F0"/>
               </w:rPr>
               <w:t>config_network.c</w:t>
@@ -1310,7 +1283,6 @@
                 <w:spacing w:val="0"/>
                 <w:sz w:val="17"/>
                 <w:szCs w:val="17"/>
-                <w:bdr w:val="none" w:color="auto" w:sz="0" w:space="0"/>
                 <w:shd w:val="clear" w:fill="F0F0F0"/>
               </w:rPr>
               <w:t>socket()</w:t>
@@ -1340,7 +1312,6 @@
                 <w:spacing w:val="0"/>
                 <w:sz w:val="17"/>
                 <w:szCs w:val="17"/>
-                <w:bdr w:val="none" w:color="auto" w:sz="0" w:space="0"/>
                 <w:shd w:val="clear" w:fill="F0F0F0"/>
               </w:rPr>
               <w:t>connect()</w:t>
@@ -1370,7 +1341,6 @@
                 <w:spacing w:val="0"/>
                 <w:sz w:val="17"/>
                 <w:szCs w:val="17"/>
-                <w:bdr w:val="none" w:color="auto" w:sz="0" w:space="0"/>
                 <w:shd w:val="clear" w:fill="F0F0F0"/>
               </w:rPr>
               <w:t>send()</w:t>
@@ -1400,7 +1370,6 @@
                 <w:spacing w:val="0"/>
                 <w:sz w:val="17"/>
                 <w:szCs w:val="17"/>
-                <w:bdr w:val="none" w:color="auto" w:sz="0" w:space="0"/>
                 <w:shd w:val="clear" w:fill="F0F0F0"/>
               </w:rPr>
               <w:t>socket()</w:t>
@@ -1430,7 +1399,6 @@
                 <w:spacing w:val="0"/>
                 <w:sz w:val="17"/>
                 <w:szCs w:val="17"/>
-                <w:bdr w:val="none" w:color="auto" w:sz="0" w:space="0"/>
                 <w:shd w:val="clear" w:fill="F0F0F0"/>
               </w:rPr>
               <w:t>bind()</w:t>
@@ -1460,7 +1428,6 @@
                 <w:spacing w:val="0"/>
                 <w:sz w:val="17"/>
                 <w:szCs w:val="17"/>
-                <w:bdr w:val="none" w:color="auto" w:sz="0" w:space="0"/>
                 <w:shd w:val="clear" w:fill="F0F0F0"/>
               </w:rPr>
               <w:t>listen()</w:t>
@@ -1490,7 +1457,6 @@
                 <w:spacing w:val="0"/>
                 <w:sz w:val="17"/>
                 <w:szCs w:val="17"/>
-                <w:bdr w:val="none" w:color="auto" w:sz="0" w:space="0"/>
                 <w:shd w:val="clear" w:fill="F0F0F0"/>
               </w:rPr>
               <w:t>accept()</w:t>
@@ -1548,7 +1514,6 @@
                 <w:spacing w:val="0"/>
                 <w:sz w:val="17"/>
                 <w:szCs w:val="17"/>
-                <w:bdr w:val="none" w:color="auto" w:sz="0" w:space="0"/>
                 <w:shd w:val="clear" w:fill="F0F0F0"/>
               </w:rPr>
               <w:t>BUILD.gn</w:t>
@@ -1578,7 +1543,6 @@
                 <w:spacing w:val="0"/>
                 <w:sz w:val="17"/>
                 <w:szCs w:val="17"/>
-                <w:bdr w:val="none" w:color="auto" w:sz="0" w:space="0"/>
                 <w:shd w:val="clear" w:fill="F0F0F0"/>
               </w:rPr>
               <w:t>./b7_wifi_tcp:wifi_tcp_example</w:t>
@@ -1608,7 +1572,6 @@
                 <w:spacing w:val="0"/>
                 <w:sz w:val="17"/>
                 <w:szCs w:val="17"/>
-                <w:bdr w:val="none" w:color="auto" w:sz="0" w:space="0"/>
                 <w:shd w:val="clear" w:fill="F0F0F0"/>
               </w:rPr>
               <w:t>Makefile</w:t>
@@ -1638,7 +1601,6 @@
                 <w:spacing w:val="0"/>
                 <w:sz w:val="17"/>
                 <w:szCs w:val="17"/>
-                <w:bdr w:val="none" w:color="auto" w:sz="0" w:space="0"/>
                 <w:shd w:val="clear" w:fill="F0F0F0"/>
               </w:rPr>
               <w:t>-lwifi_tcp_example</w:t>
@@ -1740,99 +1702,6 @@
                 <w:shd w:val="clear" w:fill="FFFFFF"/>
               </w:rPr>
               <w:t>- 错误排查：WiFi连接失败（密码错误）、IP不匹配导致的通信超时。</w:t>
-            </w:r>
-          </w:p>
-        </w:tc>
-      </w:tr>
-      <w:tr>
-        <w:tblPrEx>
-          <w:tblBorders>
-            <w:top w:val="single" w:color="auto" w:sz="4" w:space="0"/>
-            <w:left w:val="single" w:color="auto" w:sz="4" w:space="0"/>
-            <w:bottom w:val="single" w:color="auto" w:sz="4" w:space="0"/>
-            <w:right w:val="single" w:color="auto" w:sz="4" w:space="0"/>
-            <w:insideH w:val="single" w:color="auto" w:sz="4" w:space="0"/>
-            <w:insideV w:val="single" w:color="auto" w:sz="4" w:space="0"/>
-          </w:tblBorders>
-          <w:tblCellMar>
-            <w:top w:w="0" w:type="dxa"/>
-            <w:left w:w="108" w:type="dxa"/>
-            <w:bottom w:w="0" w:type="dxa"/>
-            <w:right w:w="108" w:type="dxa"/>
-          </w:tblCellMar>
-        </w:tblPrEx>
-        <w:trPr>
-          <w:trHeight w:val="710" w:hRule="exact"/>
-        </w:trPr>
-        <w:tc>
-          <w:tcPr>
-            <w:tcW w:w="2506" w:type="dxa"/>
-            <w:tcBorders>
-              <w:top w:val="single" w:color="auto" w:sz="4" w:space="0"/>
-              <w:left w:val="single" w:color="auto" w:sz="4" w:space="0"/>
-              <w:bottom w:val="single" w:color="auto" w:sz="4" w:space="0"/>
-              <w:right w:val="single" w:color="auto" w:sz="4" w:space="0"/>
-            </w:tcBorders>
-            <w:shd w:val="clear" w:color="auto" w:fill="FFFFFF"/>
-            <w:vAlign w:val="center"/>
-          </w:tcPr>
-          <w:p>
-            <w:pPr>
-              <w:jc w:val="center"/>
-              <w:rPr>
-                <w:rFonts w:ascii="宋体" w:hAnsi="宋体"/>
-                <w:lang w:eastAsia="zh-CN"/>
-              </w:rPr>
-            </w:pPr>
-            <w:r>
-              <w:rPr>
-                <w:rFonts w:hint="eastAsia" w:ascii="宋体" w:hAnsi="宋体"/>
-                <w:lang w:eastAsia="zh-CN"/>
-              </w:rPr>
-              <w:t>信息化应用方法</w:t>
-            </w:r>
-          </w:p>
-        </w:tc>
-        <w:tc>
-          <w:tcPr>
-            <w:tcW w:w="7444" w:type="dxa"/>
-            <w:gridSpan w:val="4"/>
-            <w:tcBorders>
-              <w:top w:val="single" w:color="auto" w:sz="4" w:space="0"/>
-              <w:left w:val="single" w:color="auto" w:sz="4" w:space="0"/>
-              <w:bottom w:val="single" w:color="auto" w:sz="4" w:space="0"/>
-              <w:right w:val="single" w:color="auto" w:sz="4" w:space="0"/>
-            </w:tcBorders>
-            <w:shd w:val="clear" w:color="auto" w:fill="FFFFFF"/>
-            <w:vAlign w:val="center"/>
-          </w:tcPr>
-          <w:p>
-            <w:pPr>
-              <w:rPr>
-                <w:rFonts w:hint="eastAsia" w:ascii="宋体" w:hAnsi="宋体" w:eastAsia="宋体" w:cs="宋体"/>
-                <w:lang w:eastAsia="zh-CN"/>
-              </w:rPr>
-            </w:pPr>
-            <w:r>
-              <w:rPr>
-                <w:rFonts w:hint="eastAsia" w:ascii="宋体" w:hAnsi="宋体" w:eastAsia="宋体" w:cs="宋体"/>
-                <w:lang w:eastAsia="zh-CN"/>
-              </w:rPr>
-              <w:t>网络教学平台、视频、</w:t>
-            </w:r>
-            <w:r>
-              <w:rPr>
-                <w:rFonts w:hint="eastAsia" w:ascii="宋体" w:hAnsi="宋体" w:eastAsia="宋体" w:cs="宋体"/>
-                <w:lang w:val="en-US" w:eastAsia="zh-CN"/>
-              </w:rPr>
-              <w:t>开发板，</w:t>
-            </w:r>
-            <w:r>
-              <w:rPr>
-                <w:rFonts w:hint="eastAsia" w:ascii="宋体" w:hAnsi="宋体" w:eastAsia="宋体" w:cs="宋体"/>
-                <w:lang w:eastAsia="zh-CN"/>
-              </w:rPr>
-              <w:t>开展现场教学，通过项目任务驱动进行混合式教学；</w:t>
             </w:r>
           </w:p>
         </w:tc>
@@ -1856,59 +1725,11 @@
           </w:tblCellMar>
         </w:tblPrEx>
         <w:trPr>
-          <w:trHeight w:val="610" w:hRule="atLeast"/>
+          <w:trHeight w:val="710" w:hRule="exact"/>
         </w:trPr>
         <w:tc>
           <w:tcPr>
             <w:tcW w:w="2506" w:type="dxa"/>
-            <w:vMerge w:val="restart"/>
-            <w:tcBorders>
-              <w:top w:val="single" w:color="auto" w:sz="4" w:space="0"/>
-              <w:left w:val="single" w:color="auto" w:sz="4" w:space="0"/>
-              <w:right w:val="single" w:color="auto" w:sz="4" w:space="0"/>
-            </w:tcBorders>
-            <w:shd w:val="clear" w:color="auto" w:fill="FFFFFF"/>
-            <w:vAlign w:val="center"/>
-          </w:tcPr>
-          <w:p>
-            <w:pPr>
-              <w:jc w:val="center"/>
-              <w:rPr>
-                <w:rFonts w:ascii="宋体" w:hAnsi="宋体"/>
-                <w:b/>
-                <w:bCs/>
-              </w:rPr>
-            </w:pPr>
-            <w:r>
-              <w:rPr>
-                <w:rFonts w:hint="eastAsia" w:ascii="宋体" w:hAnsi="宋体"/>
-                <w:b/>
-                <w:bCs/>
-              </w:rPr>
-              <w:t>思政元素</w:t>
-            </w:r>
-          </w:p>
-          <w:p>
-            <w:pPr>
-              <w:jc w:val="center"/>
-              <w:rPr>
-                <w:rFonts w:ascii="宋体" w:hAnsi="宋体"/>
-                <w:lang w:eastAsia="zh-CN"/>
-              </w:rPr>
-            </w:pPr>
-            <w:r>
-              <w:rPr>
-                <w:rFonts w:hint="eastAsia" w:ascii="宋体" w:hAnsi="宋体"/>
-                <w:b/>
-                <w:bCs/>
-              </w:rPr>
-              <w:t>融合设计</w:t>
-            </w:r>
-          </w:p>
-        </w:tc>
-        <w:tc>
-          <w:tcPr>
-            <w:tcW w:w="2321" w:type="dxa"/>
             <w:tcBorders>
               <w:top w:val="single" w:color="auto" w:sz="4" w:space="0"/>
               <w:left w:val="single" w:color="auto" w:sz="4" w:space="0"/>
@@ -1922,23 +1743,23 @@
             <w:pPr>
               <w:jc w:val="center"/>
               <w:rPr>
-                <w:rFonts w:hint="eastAsia" w:ascii="宋体" w:hAnsi="宋体" w:eastAsia="宋体" w:cs="宋体"/>
-                <w:lang w:eastAsia="zh-CN"/>
-              </w:rPr>
-            </w:pPr>
-            <w:r>
-              <w:rPr>
-                <w:rFonts w:hint="eastAsia" w:ascii="宋体" w:hAnsi="宋体" w:eastAsia="宋体" w:cs="宋体"/>
-                <w:lang w:eastAsia="zh-CN"/>
-              </w:rPr>
-              <w:t>思政元素</w:t>
-            </w:r>
-          </w:p>
-        </w:tc>
-        <w:tc>
-          <w:tcPr>
-            <w:tcW w:w="5123" w:type="dxa"/>
-            <w:gridSpan w:val="3"/>
+                <w:rFonts w:ascii="宋体" w:hAnsi="宋体"/>
+                <w:lang w:eastAsia="zh-CN"/>
+              </w:rPr>
+            </w:pPr>
+            <w:r>
+              <w:rPr>
+                <w:rFonts w:hint="eastAsia" w:ascii="宋体" w:hAnsi="宋体"/>
+                <w:lang w:eastAsia="zh-CN"/>
+              </w:rPr>
+              <w:t>信息化应用方法</w:t>
+            </w:r>
+          </w:p>
+        </w:tc>
+        <w:tc>
+          <w:tcPr>
+            <w:tcW w:w="7444" w:type="dxa"/>
+            <w:gridSpan w:val="4"/>
             <w:tcBorders>
               <w:top w:val="single" w:color="auto" w:sz="4" w:space="0"/>
               <w:left w:val="single" w:color="auto" w:sz="4" w:space="0"/>
@@ -1950,7 +1771,6 @@
           </w:tcPr>
           <w:p>
             <w:pPr>
-              <w:jc w:val="center"/>
               <w:rPr>
                 <w:rFonts w:hint="eastAsia" w:ascii="宋体" w:hAnsi="宋体" w:eastAsia="宋体" w:cs="宋体"/>
                 <w:lang w:eastAsia="zh-CN"/>
@@ -1961,7 +1781,21 @@
                 <w:rFonts w:hint="eastAsia" w:ascii="宋体" w:hAnsi="宋体" w:eastAsia="宋体" w:cs="宋体"/>
                 <w:lang w:eastAsia="zh-CN"/>
               </w:rPr>
-              <w:t>融入方式</w:t>
+              <w:t>网络教学平台、视频、</w:t>
+            </w:r>
+            <w:r>
+              <w:rPr>
+                <w:rFonts w:hint="eastAsia" w:ascii="宋体" w:hAnsi="宋体" w:eastAsia="宋体" w:cs="宋体"/>
+                <w:lang w:val="en-US" w:eastAsia="zh-CN"/>
+              </w:rPr>
+              <w:t>开发板，</w:t>
+            </w:r>
+            <w:r>
+              <w:rPr>
+                <w:rFonts w:hint="eastAsia" w:ascii="宋体" w:hAnsi="宋体" w:eastAsia="宋体" w:cs="宋体"/>
+                <w:lang w:eastAsia="zh-CN"/>
+              </w:rPr>
+              <w:t>开展现场教学，通过项目任务驱动进行混合式教学；</w:t>
             </w:r>
           </w:p>
         </w:tc>
@@ -1976,7 +1810,6 @@
             <w:insideH w:val="single" w:color="auto" w:sz="4" w:space="0"/>
             <w:insideV w:val="single" w:color="auto" w:sz="4" w:space="0"/>
           </w:tblBorders>
-          <w:shd w:val="clear" w:color="auto" w:fill="FFFFFF"/>
           <w:tblCellMar>
             <w:top w:w="0" w:type="dxa"/>
             <w:left w:w="108" w:type="dxa"/>
@@ -1985,15 +1818,15 @@
           </w:tblCellMar>
         </w:tblPrEx>
         <w:trPr>
-          <w:trHeight w:val="90" w:hRule="atLeast"/>
+          <w:trHeight w:val="610" w:hRule="atLeast"/>
         </w:trPr>
         <w:tc>
           <w:tcPr>
             <w:tcW w:w="2506" w:type="dxa"/>
-            <w:vMerge w:val="continue"/>
+            <w:vMerge w:val="restart"/>
             <w:tcBorders>
+              <w:top w:val="single" w:color="auto" w:sz="4" w:space="0"/>
               <w:left w:val="single" w:color="auto" w:sz="4" w:space="0"/>
-              <w:bottom w:val="single" w:color="auto" w:sz="4" w:space="0"/>
               <w:right w:val="single" w:color="auto" w:sz="4" w:space="0"/>
             </w:tcBorders>
             <w:shd w:val="clear" w:color="auto" w:fill="FFFFFF"/>
@@ -2002,7 +1835,37 @@
           <w:p>
             <w:pPr>
               <w:jc w:val="center"/>
-            </w:pPr>
+              <w:rPr>
+                <w:rFonts w:ascii="宋体" w:hAnsi="宋体"/>
+                <w:b/>
+                <w:bCs/>
+              </w:rPr>
+            </w:pPr>
+            <w:r>
+              <w:rPr>
+                <w:rFonts w:hint="eastAsia" w:ascii="宋体" w:hAnsi="宋体"/>
+                <w:b/>
+                <w:bCs/>
+              </w:rPr>
+              <w:t>思政元素</w:t>
+            </w:r>
+          </w:p>
+          <w:p>
+            <w:pPr>
+              <w:jc w:val="center"/>
+              <w:rPr>
+                <w:rFonts w:ascii="宋体" w:hAnsi="宋体"/>
+                <w:lang w:eastAsia="zh-CN"/>
+              </w:rPr>
+            </w:pPr>
+            <w:r>
+              <w:rPr>
+                <w:rFonts w:hint="eastAsia" w:ascii="宋体" w:hAnsi="宋体"/>
+                <w:b/>
+                <w:bCs/>
+              </w:rPr>
+              <w:t>融合设计</w:t>
+            </w:r>
           </w:p>
         </w:tc>
         <w:tc>
@@ -2030,23 +1893,7 @@
                 <w:rFonts w:hint="eastAsia" w:ascii="宋体" w:hAnsi="宋体" w:eastAsia="宋体" w:cs="宋体"/>
                 <w:lang w:eastAsia="zh-CN"/>
               </w:rPr>
-              <w:t>民族自豪感、</w:t>
-            </w:r>
-          </w:p>
-          <w:p>
-            <w:pPr>
-              <w:jc w:val="center"/>
-              <w:rPr>
-                <w:rFonts w:hint="eastAsia" w:ascii="宋体" w:hAnsi="宋体" w:eastAsia="宋体" w:cs="宋体"/>
-                <w:lang w:eastAsia="zh-CN"/>
-              </w:rPr>
-            </w:pPr>
-            <w:r>
-              <w:rPr>
-                <w:rFonts w:hint="eastAsia" w:ascii="宋体" w:hAnsi="宋体" w:eastAsia="宋体" w:cs="宋体"/>
-                <w:lang w:eastAsia="zh-CN"/>
-              </w:rPr>
-              <w:t>科技报国情怀</w:t>
+              <w:t>思政元素</w:t>
             </w:r>
           </w:p>
         </w:tc>
@@ -2073,45 +1920,10 @@
             </w:pPr>
             <w:r>
               <w:rPr>
-                <w:rFonts w:ascii="Helvetica" w:hAnsi="Helvetica" w:eastAsia="Helvetica" w:cs="Helvetica"/>
-                <w:i w:val="0"/>
-                <w:iCs w:val="0"/>
-                <w:caps w:val="0"/>
-                <w:color w:val="333333"/>
-                <w:spacing w:val="0"/>
-                <w:sz w:val="19"/>
-                <w:szCs w:val="19"/>
-                <w:shd w:val="clear" w:fill="FFFFFF"/>
-              </w:rPr>
-              <w:t>1. 讲解小凌派-RK2206 TCP通信在国产物联网网关（设备数据透传）、智能监控终端的应用，说明国产开发板对网络协议的本土化适配优势；</w:t>
-            </w:r>
-            <w:r>
-              <w:rPr>
-                <w:rFonts w:hint="default" w:ascii="Helvetica" w:hAnsi="Helvetica" w:eastAsia="Helvetica" w:cs="Helvetica"/>
-                <w:i w:val="0"/>
-                <w:iCs w:val="0"/>
-                <w:caps w:val="0"/>
-                <w:color w:val="333333"/>
-                <w:spacing w:val="0"/>
-                <w:sz w:val="19"/>
-                <w:szCs w:val="19"/>
-                <w:shd w:val="clear" w:fill="FFFFFF"/>
-              </w:rPr>
-              <w:br w:type="textWrapping"/>
-            </w:r>
-            <w:r>
-              <w:rPr>
-                <w:rFonts w:hint="default" w:ascii="Helvetica" w:hAnsi="Helvetica" w:eastAsia="Helvetica" w:cs="Helvetica"/>
-                <w:i w:val="0"/>
-                <w:iCs w:val="0"/>
-                <w:caps w:val="0"/>
-                <w:color w:val="333333"/>
-                <w:spacing w:val="0"/>
-                <w:sz w:val="19"/>
-                <w:szCs w:val="19"/>
-                <w:shd w:val="clear" w:fill="FFFFFF"/>
-              </w:rPr>
-              <w:t>2. 对比国外开发板网络驱动的封闭性，强调鸿蒙系统“TCP/IP协议栈开源、WiFi驱动自主”的价值，引导学生认同国产嵌入式生态。</w:t>
+                <w:rFonts w:hint="eastAsia" w:ascii="宋体" w:hAnsi="宋体" w:eastAsia="宋体" w:cs="宋体"/>
+                <w:lang w:eastAsia="zh-CN"/>
+              </w:rPr>
+              <w:t>融入方式</w:t>
             </w:r>
           </w:p>
         </w:tc>
@@ -2126,7 +1938,155 @@
             <w:insideH w:val="single" w:color="auto" w:sz="4" w:space="0"/>
             <w:insideV w:val="single" w:color="auto" w:sz="4" w:space="0"/>
           </w:tblBorders>
-          <w:shd w:val="clear" w:color="auto" w:fill="FFFFFF"/>
+          <w:tblCellMar>
+            <w:top w:w="0" w:type="dxa"/>
+            <w:left w:w="108" w:type="dxa"/>
+            <w:bottom w:w="0" w:type="dxa"/>
+            <w:right w:w="108" w:type="dxa"/>
+          </w:tblCellMar>
+        </w:tblPrEx>
+        <w:trPr>
+          <w:trHeight w:val="90" w:hRule="atLeast"/>
+        </w:trPr>
+        <w:tc>
+          <w:tcPr>
+            <w:tcW w:w="2506" w:type="dxa"/>
+            <w:vMerge w:val="continue"/>
+            <w:tcBorders>
+              <w:left w:val="single" w:color="auto" w:sz="4" w:space="0"/>
+              <w:bottom w:val="single" w:color="auto" w:sz="4" w:space="0"/>
+              <w:right w:val="single" w:color="auto" w:sz="4" w:space="0"/>
+            </w:tcBorders>
+            <w:shd w:val="clear" w:color="auto" w:fill="FFFFFF"/>
+            <w:vAlign w:val="center"/>
+          </w:tcPr>
+          <w:p>
+            <w:pPr>
+              <w:jc w:val="center"/>
+            </w:pPr>
+          </w:p>
+        </w:tc>
+        <w:tc>
+          <w:tcPr>
+            <w:tcW w:w="2321" w:type="dxa"/>
+            <w:tcBorders>
+              <w:top w:val="single" w:color="auto" w:sz="4" w:space="0"/>
+              <w:left w:val="single" w:color="auto" w:sz="4" w:space="0"/>
+              <w:bottom w:val="single" w:color="auto" w:sz="4" w:space="0"/>
+              <w:right w:val="single" w:color="auto" w:sz="4" w:space="0"/>
+            </w:tcBorders>
+            <w:shd w:val="clear" w:color="auto" w:fill="FFFFFF"/>
+            <w:vAlign w:val="center"/>
+          </w:tcPr>
+          <w:p>
+            <w:pPr>
+              <w:jc w:val="center"/>
+              <w:rPr>
+                <w:rFonts w:hint="eastAsia" w:ascii="宋体" w:hAnsi="宋体" w:eastAsia="宋体" w:cs="宋体"/>
+                <w:lang w:eastAsia="zh-CN"/>
+              </w:rPr>
+            </w:pPr>
+            <w:r>
+              <w:rPr>
+                <w:rFonts w:hint="eastAsia" w:ascii="宋体" w:hAnsi="宋体" w:eastAsia="宋体" w:cs="宋体"/>
+                <w:lang w:eastAsia="zh-CN"/>
+              </w:rPr>
+              <w:t>民族自豪感、</w:t>
+            </w:r>
+          </w:p>
+          <w:p>
+            <w:pPr>
+              <w:jc w:val="center"/>
+              <w:rPr>
+                <w:rFonts w:hint="eastAsia" w:ascii="宋体" w:hAnsi="宋体" w:eastAsia="宋体" w:cs="宋体"/>
+                <w:lang w:eastAsia="zh-CN"/>
+              </w:rPr>
+            </w:pPr>
+            <w:r>
+              <w:rPr>
+                <w:rFonts w:hint="eastAsia" w:ascii="宋体" w:hAnsi="宋体" w:eastAsia="宋体" w:cs="宋体"/>
+                <w:lang w:eastAsia="zh-CN"/>
+              </w:rPr>
+              <w:t>科技报国情怀</w:t>
+            </w:r>
+          </w:p>
+        </w:tc>
+        <w:tc>
+          <w:tcPr>
+            <w:tcW w:w="5123" w:type="dxa"/>
+            <w:gridSpan w:val="3"/>
+            <w:tcBorders>
+              <w:top w:val="single" w:color="auto" w:sz="4" w:space="0"/>
+              <w:left w:val="single" w:color="auto" w:sz="4" w:space="0"/>
+              <w:bottom w:val="single" w:color="auto" w:sz="4" w:space="0"/>
+              <w:right w:val="single" w:color="auto" w:sz="4" w:space="0"/>
+            </w:tcBorders>
+            <w:shd w:val="clear" w:color="auto" w:fill="FFFFFF"/>
+            <w:vAlign w:val="center"/>
+          </w:tcPr>
+          <w:p>
+            <w:pPr>
+              <w:jc w:val="center"/>
+              <w:rPr>
+                <w:rFonts w:hint="eastAsia" w:ascii="宋体" w:hAnsi="宋体" w:eastAsia="宋体" w:cs="宋体"/>
+                <w:lang w:eastAsia="zh-CN"/>
+              </w:rPr>
+            </w:pPr>
+            <w:r>
+              <w:rPr>
+                <w:rFonts w:ascii="Helvetica" w:hAnsi="Helvetica" w:eastAsia="Helvetica" w:cs="Helvetica"/>
+                <w:i w:val="0"/>
+                <w:iCs w:val="0"/>
+                <w:caps w:val="0"/>
+                <w:color w:val="333333"/>
+                <w:spacing w:val="0"/>
+                <w:sz w:val="19"/>
+                <w:szCs w:val="19"/>
+                <w:shd w:val="clear" w:fill="FFFFFF"/>
+              </w:rPr>
+              <w:t>1. 讲解小凌派-RK2206 TCP通信在国产物联网网关（设备数据透传）、智能监控终端的应用，说明国产开发板对网络协议的本土化适配优势；</w:t>
+            </w:r>
+            <w:r>
+              <w:rPr>
+                <w:rFonts w:hint="default" w:ascii="Helvetica" w:hAnsi="Helvetica" w:eastAsia="Helvetica" w:cs="Helvetica"/>
+                <w:i w:val="0"/>
+                <w:iCs w:val="0"/>
+                <w:caps w:val="0"/>
+                <w:color w:val="333333"/>
+                <w:spacing w:val="0"/>
+                <w:sz w:val="19"/>
+                <w:szCs w:val="19"/>
+                <w:shd w:val="clear" w:fill="FFFFFF"/>
+              </w:rPr>
+              <w:br w:type="textWrapping"/>
+            </w:r>
+            <w:r>
+              <w:rPr>
+                <w:rFonts w:hint="default" w:ascii="Helvetica" w:hAnsi="Helvetica" w:eastAsia="Helvetica" w:cs="Helvetica"/>
+                <w:i w:val="0"/>
+                <w:iCs w:val="0"/>
+                <w:caps w:val="0"/>
+                <w:color w:val="333333"/>
+                <w:spacing w:val="0"/>
+                <w:sz w:val="19"/>
+                <w:szCs w:val="19"/>
+                <w:shd w:val="clear" w:fill="FFFFFF"/>
+              </w:rPr>
+              <w:t>2. 对比国外开发板网络驱动的封闭性，强调鸿蒙系统“TCP/IP协议栈开源、WiFi驱动自主”的价值，引导学生认同国产嵌入式生态。</w:t>
+            </w:r>
+          </w:p>
+        </w:tc>
+      </w:tr>
+      <w:tr>
+        <w:tblPrEx>
+          <w:tblBorders>
+            <w:top w:val="single" w:color="auto" w:sz="4" w:space="0"/>
+            <w:left w:val="single" w:color="auto" w:sz="4" w:space="0"/>
+            <w:bottom w:val="single" w:color="auto" w:sz="4" w:space="0"/>
+            <w:right w:val="single" w:color="auto" w:sz="4" w:space="0"/>
+            <w:insideH w:val="single" w:color="auto" w:sz="4" w:space="0"/>
+            <w:insideV w:val="single" w:color="auto" w:sz="4" w:space="0"/>
+          </w:tblBorders>
           <w:tblCellMar>
             <w:top w:w="0" w:type="dxa"/>
             <w:left w:w="108" w:type="dxa"/>
@@ -2320,7 +2280,6 @@
                 <w:spacing w:val="0"/>
                 <w:sz w:val="17"/>
                 <w:szCs w:val="17"/>
-                <w:bdr w:val="none" w:color="auto" w:sz="0" w:space="0"/>
                 <w:shd w:val="clear" w:fill="F0F0F0"/>
               </w:rPr>
               <w:t>sendto()</w:t>
@@ -2350,7 +2309,6 @@
                 <w:spacing w:val="0"/>
                 <w:sz w:val="17"/>
                 <w:szCs w:val="17"/>
-                <w:bdr w:val="none" w:color="auto" w:sz="0" w:space="0"/>
                 <w:shd w:val="clear" w:fill="F0F0F0"/>
               </w:rPr>
               <w:t>recvfrom()</w:t>
@@ -2382,7 +2340,6 @@
             <w:insideH w:val="single" w:color="auto" w:sz="4" w:space="0"/>
             <w:insideV w:val="single" w:color="auto" w:sz="4" w:space="0"/>
           </w:tblBorders>
-          <w:shd w:val="clear" w:color="auto" w:fill="FFFFFF"/>
           <w:tblCellMar>
             <w:top w:w="0" w:type="dxa"/>
             <w:left w:w="108" w:type="dxa"/>
@@ -3054,7 +3011,6 @@
                 <w:spacing w:val="0"/>
                 <w:sz w:val="17"/>
                 <w:szCs w:val="17"/>
-                <w:bdr w:val="none" w:color="auto" w:sz="0" w:space="0"/>
                 <w:shd w:val="clear" w:fill="F0F0F0"/>
               </w:rPr>
               <w:t>socket()</w:t>
@@ -4180,7 +4136,6 @@
                 <w:spacing w:val="0"/>
                 <w:sz w:val="17"/>
                 <w:szCs w:val="17"/>
-                <w:bdr w:val="none" w:color="auto" w:sz="0" w:space="0"/>
                 <w:shd w:val="clear" w:fill="F0F0F0"/>
               </w:rPr>
               <w:t>socket(AF_INET, SOCK_STREAM, 0)</w:t>
@@ -4210,7 +4165,6 @@
                 <w:spacing w:val="0"/>
                 <w:sz w:val="17"/>
                 <w:szCs w:val="17"/>
-                <w:bdr w:val="none" w:color="auto" w:sz="0" w:space="0"/>
                 <w:shd w:val="clear" w:fill="F0F0F0"/>
               </w:rPr>
               <w:t>bind()</w:t>
@@ -4240,7 +4194,6 @@
                 <w:spacing w:val="0"/>
                 <w:sz w:val="17"/>
                 <w:szCs w:val="17"/>
-                <w:bdr w:val="none" w:color="auto" w:sz="0" w:space="0"/>
                 <w:shd w:val="clear" w:fill="F0F0F0"/>
               </w:rPr>
               <w:t>accept()</w:t>
@@ -4298,7 +4251,6 @@
                 <w:spacing w:val="0"/>
                 <w:sz w:val="17"/>
                 <w:szCs w:val="17"/>
-                <w:bdr w:val="none" w:color="auto" w:sz="0" w:space="0"/>
                 <w:shd w:val="clear" w:fill="F0F0F0"/>
               </w:rPr>
               <w:t>config_network.c</w:t>
@@ -4328,7 +4280,6 @@
                 <w:spacing w:val="0"/>
                 <w:sz w:val="17"/>
                 <w:szCs w:val="17"/>
-                <w:bdr w:val="none" w:color="auto" w:sz="0" w:space="0"/>
                 <w:shd w:val="clear" w:fill="F0F0F0"/>
               </w:rPr>
               <w:t>ipconfig</w:t>
@@ -4732,7 +4683,6 @@
                 <w:spacing w:val="0"/>
                 <w:sz w:val="17"/>
                 <w:szCs w:val="17"/>
-                <w:bdr w:val="none" w:color="auto" w:sz="0" w:space="0"/>
                 <w:shd w:val="clear" w:fill="F0F0F0"/>
               </w:rPr>
               <w:t>b7_wifi_tcp</w:t>
@@ -5154,7 +5104,6 @@
                 <w:spacing w:val="0"/>
                 <w:sz w:val="17"/>
                 <w:szCs w:val="17"/>
-                <w:bdr w:val="none" w:color="auto" w:sz="0" w:space="0"/>
                 <w:shd w:val="clear" w:fill="F0F0F0"/>
               </w:rPr>
               <w:t>wifi_client()</w:t>
@@ -5184,7 +5133,6 @@
                 <w:spacing w:val="0"/>
                 <w:sz w:val="17"/>
                 <w:szCs w:val="17"/>
-                <w:bdr w:val="none" w:color="auto" w:sz="0" w:space="0"/>
                 <w:shd w:val="clear" w:fill="F0F0F0"/>
               </w:rPr>
               <w:t>wifi_server()</w:t>
@@ -5242,7 +5190,6 @@
                 <w:spacing w:val="0"/>
                 <w:sz w:val="17"/>
                 <w:szCs w:val="17"/>
-                <w:bdr w:val="none" w:color="auto" w:sz="0" w:space="0"/>
                 <w:shd w:val="clear" w:fill="F0F0F0"/>
               </w:rPr>
               <w:t>BUILD.gn</w:t>
@@ -5272,7 +5219,6 @@
                 <w:spacing w:val="0"/>
                 <w:sz w:val="17"/>
                 <w:szCs w:val="17"/>
-                <w:bdr w:val="none" w:color="auto" w:sz="0" w:space="0"/>
                 <w:shd w:val="clear" w:fill="F0F0F0"/>
               </w:rPr>
               <w:t>Makefile</w:t>
@@ -5367,7 +5313,6 @@
                 <w:spacing w:val="0"/>
                 <w:sz w:val="17"/>
                 <w:szCs w:val="17"/>
-                <w:bdr w:val="none" w:color="auto" w:sz="0" w:space="0"/>
                 <w:shd w:val="clear" w:fill="F0F0F0"/>
               </w:rPr>
               <w:t>struct sockaddr_in</w:t>
@@ -5730,7 +5675,6 @@
                 <w:spacing w:val="0"/>
                 <w:sz w:val="17"/>
                 <w:szCs w:val="17"/>
-                <w:bdr w:val="none" w:color="auto" w:sz="0" w:space="0"/>
                 <w:shd w:val="clear" w:fill="F0F0F0"/>
               </w:rPr>
               <w:t>b7_wifi_tcp</w:t>
@@ -5788,7 +5732,6 @@
                 <w:spacing w:val="0"/>
                 <w:sz w:val="17"/>
                 <w:szCs w:val="17"/>
-                <w:bdr w:val="none" w:color="auto" w:sz="0" w:space="0"/>
                 <w:shd w:val="clear" w:fill="F0F0F0"/>
               </w:rPr>
               <w:t>config_network.c</w:t>
@@ -5874,7 +5817,6 @@
                 <w:spacing w:val="0"/>
                 <w:sz w:val="17"/>
                 <w:szCs w:val="17"/>
-                <w:bdr w:val="none" w:color="auto" w:sz="0" w:space="0"/>
                 <w:shd w:val="clear" w:fill="F0F0F0"/>
               </w:rPr>
               <w:t>BUILD.gn</w:t>
@@ -5904,7 +5846,6 @@
                 <w:spacing w:val="0"/>
                 <w:sz w:val="17"/>
                 <w:szCs w:val="17"/>
-                <w:bdr w:val="none" w:color="auto" w:sz="0" w:space="0"/>
                 <w:shd w:val="clear" w:fill="F0F0F0"/>
               </w:rPr>
               <w:t>Makefile</w:t>
@@ -7010,8 +6951,6 @@
               </w:rPr>
               <w:t>提供复习支持，帮助查漏补缺。</w:t>
             </w:r>
-            <w:bookmarkStart w:id="0" w:name="_GoBack"/>
-            <w:bookmarkEnd w:id="0"/>
           </w:p>
         </w:tc>
       </w:tr>
@@ -7152,7 +7091,7 @@
     <w:lsdException w:uiPriority="99" w:name="HTML Acronym"/>
     <w:lsdException w:uiPriority="99" w:name="HTML Address"/>
     <w:lsdException w:uiPriority="99" w:name="HTML Cite"/>
-    <w:lsdException w:uiPriority="99" w:name="HTML Code"/>
+    <w:lsdException w:qFormat="1" w:uiPriority="99" w:name="HTML Code"/>
     <w:lsdException w:uiPriority="99" w:name="HTML Definition"/>
     <w:lsdException w:uiPriority="99" w:name="HTML Keyboard"/>
     <w:lsdException w:uiPriority="99" w:name="HTML Preformatted"/>
@@ -7478,6 +7417,7 @@
     <w:basedOn w:val="9"/>
     <w:semiHidden/>
     <w:unhideWhenUsed/>
+    <w:qFormat/>
     <w:uiPriority w:val="99"/>
     <w:rPr>
       <w:rFonts w:ascii="Courier New" w:hAnsi="Courier New"/>

--- a/01-嵌入式操作系统及应用/01-教案/嵌入式操作系统及应用-18.docx
+++ b/01-嵌入式操作系统及应用/01-教案/嵌入式操作系统及应用-18.docx
@@ -120,6 +120,12 @@
             <w:insideV w:val="single" w:color="auto" w:sz="4" w:space="0"/>
           </w:tblBorders>
           <w:shd w:val="clear" w:color="auto" w:fill="FFFFFF"/>
+          <w:tblCellMar>
+            <w:top w:w="0" w:type="dxa"/>
+            <w:left w:w="108" w:type="dxa"/>
+            <w:bottom w:w="0" w:type="dxa"/>
+            <w:right w:w="108" w:type="dxa"/>
+          </w:tblCellMar>
         </w:tblPrEx>
         <w:trPr>
           <w:trHeight w:val="567" w:hRule="exact"/>
@@ -237,16 +243,17 @@
             </w:pPr>
             <w:r>
               <w:rPr>
-                <w:rFonts w:ascii="Segoe UI" w:hAnsi="Segoe UI" w:eastAsia="Segoe UI" w:cs="Segoe UI"/>
-                <w:i w:val="0"/>
-                <w:iCs w:val="0"/>
-                <w:caps w:val="0"/>
-                <w:spacing w:val="0"/>
-                <w:sz w:val="16"/>
-                <w:szCs w:val="16"/>
-                <w:shd w:val="clear" w:fill="FBFBFB"/>
-              </w:rPr>
-              <w:t>2025-11-28</w:t>
+                <w:rFonts w:ascii="Noto Sans SC" w:hAnsi="Noto Sans SC" w:eastAsia="Noto Sans SC" w:cs="Noto Sans SC"/>
+                <w:i w:val="0"/>
+                <w:iCs w:val="0"/>
+                <w:caps w:val="0"/>
+                <w:color w:val="000000"/>
+                <w:spacing w:val="0"/>
+                <w:sz w:val="14"/>
+                <w:szCs w:val="14"/>
+                <w:shd w:val="clear" w:fill="FFFFFF"/>
+              </w:rPr>
+              <w:t>2025-11-27</w:t>
             </w:r>
             <w:bookmarkStart w:id="0" w:name="_GoBack"/>
             <w:bookmarkEnd w:id="0"/>
@@ -331,7 +338,16 @@
                 <w:szCs w:val="21"/>
                 <w:lang w:eastAsia="zh-CN"/>
               </w:rPr>
-              <w:t>物联网2411</w:t>
+              <w:t>物联网241</w:t>
+            </w:r>
+            <w:r>
+              <w:rPr>
+                <w:rFonts w:hint="eastAsia" w:ascii="宋体" w:hAnsi="宋体" w:eastAsia="宋体" w:cs="宋体"/>
+                <w:sz w:val="21"/>
+                <w:szCs w:val="21"/>
+                <w:lang w:val="en-US" w:eastAsia="zh-CN"/>
+              </w:rPr>
+              <w:t>2</w:t>
             </w:r>
           </w:p>
         </w:tc>
@@ -489,6 +505,7 @@
             <w:insideH w:val="single" w:color="auto" w:sz="4" w:space="0"/>
             <w:insideV w:val="single" w:color="auto" w:sz="4" w:space="0"/>
           </w:tblBorders>
+          <w:shd w:val="clear" w:color="auto" w:fill="FFFFFF"/>
           <w:tblCellMar>
             <w:top w:w="0" w:type="dxa"/>
             <w:left w:w="108" w:type="dxa"/>
@@ -664,6 +681,7 @@
             <w:insideH w:val="single" w:color="auto" w:sz="4" w:space="0"/>
             <w:insideV w:val="single" w:color="auto" w:sz="4" w:space="0"/>
           </w:tblBorders>
+          <w:shd w:val="clear" w:color="auto" w:fill="FFFFFF"/>
           <w:tblCellMar>
             <w:top w:w="0" w:type="dxa"/>
             <w:left w:w="108" w:type="dxa"/>
@@ -891,6 +909,7 @@
             <w:insideH w:val="single" w:color="auto" w:sz="4" w:space="0"/>
             <w:insideV w:val="single" w:color="auto" w:sz="4" w:space="0"/>
           </w:tblBorders>
+          <w:shd w:val="clear" w:color="auto" w:fill="FFFFFF"/>
           <w:tblCellMar>
             <w:top w:w="0" w:type="dxa"/>
             <w:left w:w="108" w:type="dxa"/>
@@ -1810,6 +1829,7 @@
             <w:insideH w:val="single" w:color="auto" w:sz="4" w:space="0"/>
             <w:insideV w:val="single" w:color="auto" w:sz="4" w:space="0"/>
           </w:tblBorders>
+          <w:shd w:val="clear" w:color="auto" w:fill="FFFFFF"/>
           <w:tblCellMar>
             <w:top w:w="0" w:type="dxa"/>
             <w:left w:w="108" w:type="dxa"/>
@@ -1938,6 +1958,7 @@
             <w:insideH w:val="single" w:color="auto" w:sz="4" w:space="0"/>
             <w:insideV w:val="single" w:color="auto" w:sz="4" w:space="0"/>
           </w:tblBorders>
+          <w:shd w:val="clear" w:color="auto" w:fill="FFFFFF"/>
           <w:tblCellMar>
             <w:top w:w="0" w:type="dxa"/>
             <w:left w:w="108" w:type="dxa"/>
@@ -2340,6 +2361,7 @@
             <w:insideH w:val="single" w:color="auto" w:sz="4" w:space="0"/>
             <w:insideV w:val="single" w:color="auto" w:sz="4" w:space="0"/>
           </w:tblBorders>
+          <w:shd w:val="clear" w:color="auto" w:fill="FFFFFF"/>
           <w:tblCellMar>
             <w:top w:w="0" w:type="dxa"/>
             <w:left w:w="108" w:type="dxa"/>
